--- a/Scheda tecnica e specifiche.docx
+++ b/Scheda tecnica e specifiche.docx
@@ -18,6 +18,7 @@
         </w:rPr>
         <w:t xml:space="preserve">Scheda tecnica e specifiche </w:t>
       </w:r>
+      <w:proofErr w:type="spellStart"/>
       <w:proofErr w:type="gramStart"/>
       <w:r>
         <w:rPr>
@@ -28,6 +29,7 @@
         </w:rPr>
         <w:t>Me!teo</w:t>
       </w:r>
+      <w:proofErr w:type="spellEnd"/>
       <w:proofErr w:type="gramEnd"/>
     </w:p>
     <w:p/>
@@ -49,10 +51,12 @@
       </w:r>
     </w:p>
     <w:p>
+      <w:proofErr w:type="spellStart"/>
       <w:proofErr w:type="gramStart"/>
       <w:r>
         <w:t>Me!teo</w:t>
       </w:r>
+      <w:proofErr w:type="spellEnd"/>
       <w:proofErr w:type="gramEnd"/>
       <w:r>
         <w:t xml:space="preserve"> è</w:t>
@@ -100,10 +104,12 @@
       <w:r>
         <w:t xml:space="preserve"> avere freddo e l'altra stare bene. </w:t>
       </w:r>
+      <w:proofErr w:type="spellStart"/>
       <w:proofErr w:type="gramStart"/>
       <w:r>
         <w:t>Me!teo</w:t>
       </w:r>
+      <w:proofErr w:type="spellEnd"/>
       <w:proofErr w:type="gramEnd"/>
       <w:r>
         <w:t xml:space="preserve"> salva questa differenza e la usa nei consigli successivi</w:t>
@@ -160,9 +166,11 @@
       <w:r>
         <w:t>‘</w:t>
       </w:r>
+      <w:proofErr w:type="spellStart"/>
       <w:r>
         <w:t>localStorage</w:t>
       </w:r>
+      <w:proofErr w:type="spellEnd"/>
       <w:r>
         <w:t>’</w:t>
       </w:r>
@@ -174,12 +182,50 @@
           <w:ilvl w:val="0"/>
           <w:numId w:val="7"/>
         </w:numPr>
-      </w:pPr>
-      <w:r>
-        <w:t>Hosting previsto: GitHub Pages</w:t>
-      </w:r>
-    </w:p>
-    <w:p/>
+        <w:rPr>
+          <w:lang w:val="en-CA"/>
+        </w:rPr>
+      </w:pPr>
+      <w:r>
+        <w:rPr>
+          <w:lang w:val="en-CA"/>
+        </w:rPr>
+        <w:t xml:space="preserve">Hosting </w:t>
+      </w:r>
+      <w:proofErr w:type="spellStart"/>
+      <w:r>
+        <w:rPr>
+          <w:lang w:val="en-CA"/>
+        </w:rPr>
+        <w:t>previsto</w:t>
+      </w:r>
+      <w:proofErr w:type="spellEnd"/>
+      <w:r>
+        <w:rPr>
+          <w:lang w:val="en-CA"/>
+        </w:rPr>
+        <w:t>: GitHub Pages</w:t>
+      </w:r>
+      <w:r>
+        <w:rPr>
+          <w:lang w:val="en-CA"/>
+        </w:rPr>
+        <w:t xml:space="preserve"> (Frontend)</w:t>
+      </w:r>
+      <w:r>
+        <w:rPr>
+          <w:lang w:val="en-CA"/>
+        </w:rPr>
+        <w:t>, Render (Backend)</w:t>
+      </w:r>
+    </w:p>
+    <w:p>
+      <w:pPr>
+        <w:rPr>
+          <w:lang w:val="en-CA"/>
+        </w:rPr>
+      </w:pPr>
+    </w:p>
     <w:p>
       <w:r>
         <w:rPr>
@@ -246,14 +292,58 @@
         <w:rPr>
           <w:lang w:val="en-US"/>
         </w:rPr>
-        <w:t>GitHub Pages: hosting statico HTTPS</w:t>
-      </w:r>
+        <w:t xml:space="preserve">GitHub Pages: hosting </w:t>
+      </w:r>
+      <w:proofErr w:type="spellStart"/>
+      <w:proofErr w:type="gramStart"/>
       <w:r>
         <w:rPr>
           <w:lang w:val="en-US"/>
         </w:rPr>
+        <w:t>statico</w:t>
+      </w:r>
+      <w:proofErr w:type="spellEnd"/>
+      <w:r>
+        <w:rPr>
+          <w:lang w:val="en-US"/>
+        </w:rPr>
         <w:t>;</w:t>
       </w:r>
+      <w:proofErr w:type="gramEnd"/>
+    </w:p>
+    <w:p>
+      <w:pPr>
+        <w:pStyle w:val="Paragrafoelenco"/>
+        <w:numPr>
+          <w:ilvl w:val="0"/>
+          <w:numId w:val="1"/>
+        </w:numPr>
+        <w:rPr>
+          <w:lang w:val="en-US"/>
+        </w:rPr>
+      </w:pPr>
+      <w:r>
+        <w:rPr>
+          <w:lang w:val="en-US"/>
+        </w:rPr>
+        <w:t xml:space="preserve">Render: Hosting </w:t>
+      </w:r>
+      <w:proofErr w:type="spellStart"/>
+      <w:proofErr w:type="gramStart"/>
+      <w:r>
+        <w:rPr>
+          <w:lang w:val="en-US"/>
+        </w:rPr>
+        <w:t>dinamico</w:t>
+      </w:r>
+      <w:proofErr w:type="spellEnd"/>
+      <w:r>
+        <w:rPr>
+          <w:lang w:val="en-US"/>
+        </w:rPr>
+        <w:t>;</w:t>
+      </w:r>
+      <w:proofErr w:type="gramEnd"/>
     </w:p>
     <w:p>
       <w:pPr>
@@ -268,7 +358,7 @@
           <w:b/>
           <w:bCs/>
         </w:rPr>
-        <w:t>File principali (previsti)</w:t>
+        <w:t>File principali</w:t>
       </w:r>
     </w:p>
     <w:p>
@@ -354,6 +444,7 @@
       <w:r>
         <w:t>‘</w:t>
       </w:r>
+      <w:proofErr w:type="spellStart"/>
       <w:proofErr w:type="gramStart"/>
       <w:r>
         <w:t>manifest.jso</w:t>
@@ -361,15 +452,13 @@
       <w:r>
         <w:t>n</w:t>
       </w:r>
+      <w:proofErr w:type="spellEnd"/>
       <w:proofErr w:type="gramEnd"/>
       <w:r>
         <w:t>’:</w:t>
       </w:r>
       <w:r>
-        <w:t xml:space="preserve"> Configurazione PWA e icone per installazione (da aggiungere in seguito, insieme ad un file service worker)</w:t>
-      </w:r>
-      <w:r>
-        <w:t>;</w:t>
+        <w:t xml:space="preserve"> Configurazione PWA e icone per installazione </w:t>
       </w:r>
     </w:p>
     <w:p>
@@ -379,6 +468,58 @@
           <w:ilvl w:val="0"/>
           <w:numId w:val="9"/>
         </w:numPr>
+        <w:rPr>
+          <w:lang w:val="en-CA"/>
+        </w:rPr>
+      </w:pPr>
+      <w:r>
+        <w:rPr>
+          <w:lang w:val="en-CA"/>
+        </w:rPr>
+        <w:t>service worker</w:t>
+      </w:r>
+      <w:r>
+        <w:rPr>
+          <w:lang w:val="en-CA"/>
+        </w:rPr>
+        <w:t xml:space="preserve">.js: </w:t>
+      </w:r>
+      <w:proofErr w:type="spellStart"/>
+      <w:r>
+        <w:rPr>
+          <w:lang w:val="en-CA"/>
+        </w:rPr>
+        <w:t>Gestione</w:t>
+      </w:r>
+      <w:proofErr w:type="spellEnd"/>
+      <w:r>
+        <w:rPr>
+          <w:lang w:val="en-CA"/>
+        </w:rPr>
+        <w:t xml:space="preserve"> </w:t>
+      </w:r>
+      <w:proofErr w:type="gramStart"/>
+      <w:r>
+        <w:rPr>
+          <w:lang w:val="en-CA"/>
+        </w:rPr>
+        <w:t>c</w:t>
+      </w:r>
+      <w:r>
+        <w:rPr>
+          <w:lang w:val="en-CA"/>
+        </w:rPr>
+        <w:t>ache;</w:t>
+      </w:r>
+      <w:proofErr w:type="gramEnd"/>
+    </w:p>
+    <w:p>
+      <w:pPr>
+        <w:pStyle w:val="Paragrafoelenco"/>
+        <w:numPr>
+          <w:ilvl w:val="0"/>
+          <w:numId w:val="9"/>
+        </w:numPr>
       </w:pPr>
       <w:r>
         <w:t>‘</w:t>
@@ -398,8 +539,16 @@
       </w:r>
       <w:proofErr w:type="gramEnd"/>
       <w:r>
-        <w:t xml:space="preserve"> Server locale di test</w:t>
-      </w:r>
+        <w:t xml:space="preserve"> Server</w:t>
+      </w:r>
+      <w:r>
+        <w:t xml:space="preserve"> </w:t>
+      </w:r>
+      <w:proofErr w:type="spellStart"/>
+      <w:r>
+        <w:t>backend</w:t>
+      </w:r>
+      <w:proofErr w:type="spellEnd"/>
       <w:r>
         <w:t>;</w:t>
       </w:r>
@@ -412,7 +561,6 @@
           <w:b/>
           <w:bCs/>
         </w:rPr>
-        <w:lastRenderedPageBreak/>
         <w:t>Dati meteo e servizi esterni</w:t>
       </w:r>
     </w:p>
@@ -421,7 +569,10 @@
         <w:t xml:space="preserve">L'app usa servizi esterni tramite richieste </w:t>
       </w:r>
       <w:r>
-        <w:t>HTTPS</w:t>
+        <w:t>HTTP</w:t>
+      </w:r>
+      <w:r>
+        <w:t>S</w:t>
       </w:r>
       <w:r>
         <w:t>:</w:t>
@@ -447,8 +598,21 @@
           <w:numId w:val="2"/>
         </w:numPr>
       </w:pPr>
-      <w:r>
-        <w:t>Nominatim / OpenStreetMap: conversione coordinate in posizione leggibile</w:t>
+      <w:proofErr w:type="spellStart"/>
+      <w:r>
+        <w:t>Nominatim</w:t>
+      </w:r>
+      <w:proofErr w:type="spellEnd"/>
+      <w:r>
+        <w:t xml:space="preserve"> / </w:t>
+      </w:r>
+      <w:proofErr w:type="spellStart"/>
+      <w:r>
+        <w:t>OpenStreetMap</w:t>
+      </w:r>
+      <w:proofErr w:type="spellEnd"/>
+      <w:r>
+        <w:t>: conversione coordinate in posizione leggibile</w:t>
       </w:r>
     </w:p>
     <w:p/>
@@ -458,12 +622,18 @@
           <w:b/>
           <w:bCs/>
         </w:rPr>
-        <w:t>Algoritmo di feedback e salvataggio dati utente (da aggiungere in seguito)</w:t>
-      </w:r>
-    </w:p>
-    <w:p>
-      <w:r>
-        <w:t>L'algoritmo non usa solo una correzione unica. Tiene conto di:</w:t>
+        <w:t xml:space="preserve">Algoritmo di feedback e salvataggio dati utente </w:t>
+      </w:r>
+    </w:p>
+    <w:p>
+      <w:r>
+        <w:t xml:space="preserve">L'algoritmo usa una correzione unica </w:t>
+      </w:r>
+      <w:r>
+        <w:t>ma tiene anche</w:t>
+      </w:r>
+      <w:r>
+        <w:t xml:space="preserve"> conto di:</w:t>
       </w:r>
     </w:p>
     <w:p>
@@ -595,6 +765,38 @@
       </w:r>
       <w:r>
         <w:t>;</w:t>
+      </w:r>
+    </w:p>
+    <w:p>
+      <w:pPr>
+        <w:pStyle w:val="Paragrafoelenco"/>
+        <w:numPr>
+          <w:ilvl w:val="0"/>
+          <w:numId w:val="4"/>
+        </w:numPr>
+      </w:pPr>
+      <w:r>
+        <w:t>password (</w:t>
+      </w:r>
+      <w:proofErr w:type="spellStart"/>
+      <w:r>
+        <w:t>hashata</w:t>
+      </w:r>
+      <w:proofErr w:type="spellEnd"/>
+      <w:r>
+        <w:t>);</w:t>
+      </w:r>
+    </w:p>
+    <w:p>
+      <w:pPr>
+        <w:pStyle w:val="Paragrafoelenco"/>
+        <w:numPr>
+          <w:ilvl w:val="0"/>
+          <w:numId w:val="4"/>
+        </w:numPr>
+      </w:pPr>
+      <w:r>
+        <w:t>Id di sessione:</w:t>
       </w:r>
       <w:r>
         <w:br/>
